--- a/tools/candidates/s1-oplata-za-raboty/10-obrashchenie-v-sud.docx
+++ b/tools/candidates/s1-oplata-za-raboty/10-obrashchenie-v-sud.docx
@@ -302,7 +302,7 @@
           </w:tcPr>
           <w:p>
             <w:r>
-              <w:t>Нет мотивированного отказа, спора о подписи, спора об объёме или качестве</w:t>
+              <w:t>Нет мотивированного отказа, спора о подписи, спора об объёме или качестве по актам, которые входят в иск, — акты, оспоренные заказчиком, в иск не включены и переданы специалисту</w:t>
             </w:r>
           </w:p>
         </w:tc>
@@ -709,7 +709,7 @@
           <w:b w:val="0"/>
           <w:i w:val="0"/>
         </w:rPr>
-        <w:t>Обязанность оплатить принятые работы установлена ст. 309, 310, 711, 746 ГК РФ. На сумму долга начислены проценты по ст. 395 ГК РФ за период с {{ДАТА_С}} по {{ДАТА_ПО}} в сумме {{СУММА_ПРОЦЕНТОВ}} руб. (расчёт приложен).</w:t>
+        <w:t>Обязанность оплатить принятые работы установлена ст. 309, 310, 711, 746 ГК РФ. На сумму долга начислены проценты по ст. 395 ГК РФ по каждому акту — со дня, следующего за последним днём срока его оплаты, по {{ДАТА_ПО}} — в сумме {{СУММА_ПРОЦЕНТОВ}} руб. (расчёт по актам приложен).</w:t>
       </w:r>
     </w:p>
     <w:p>
@@ -743,7 +743,7 @@
         <w:pStyle w:val="ListNumber"/>
       </w:pPr>
       <w:r>
-        <w:t>Взыскать с Ответчика проценты за пользование чужими денежными средствами за период с {{ДАТА_С}} по {{ДАТА_ПО}} в сумме {{СУММА_ПРОЦЕНТОВ}} руб. и далее по день фактической оплаты долга.</w:t>
+        <w:t>Взыскать с Ответчика проценты за пользование чужими денежными средствами, начисленные по каждому акту со дня, следующего за последним днём срока его оплаты, по {{ДАТА_ПО}} согласно расчёту, в сумме {{СУММА_ПРОЦЕНТОВ}} руб. и далее по день фактической оплаты долга.</w:t>
       </w:r>
     </w:p>
     <w:p>

--- a/tools/candidates/s1-oplata-za-raboty/10-obrashchenie-v-sud.docx
+++ b/tools/candidates/s1-oplata-za-raboty/10-obrashchenie-v-sud.docx
@@ -655,7 +655,7 @@
           <w:b w:val="0"/>
           <w:i w:val="0"/>
         </w:rPr>
-        <w:t>Истец: {{НАИМЕНОВАНИЕ_СУБПОДРЯДЧИКА}}, ИНН {{ИНН}}, ОГРН {{ОГРН}}, адрес: {{АДРЕС}}, тел. {{ТЕЛЕФОН}}, эл. почта {{EMAIL}}</w:t>
+        <w:t>Истец: {{НАИМЕНОВАНИЕ_СУБПОДРЯДЧИКА}}, ИНН {{ИНН_ИСТЦА}}, ОГРН {{ОГРН_ИСТЦА}}, адрес: {{АДРЕС_ИСТЦА}}, тел. {{ТЕЛЕФОН}}, эл. почта {{EMAIL}}</w:t>
       </w:r>
     </w:p>
     <w:p>
@@ -664,7 +664,7 @@
           <w:b w:val="0"/>
           <w:i w:val="0"/>
         </w:rPr>
-        <w:t>Ответчик: {{НАИМЕНОВАНИЕ_ЗАКАЗЧИКА}}, ИНН {{ИНН}}, ОГРН {{ОГРН}}, адрес (по ЕГРЮЛ): {{АДРЕС}}</w:t>
+        <w:t>Ответчик: {{НАИМЕНОВАНИЕ_ЗАКАЗЧИКА}}, ИНН {{ИНН_ОТВЕТЧИКА}}, ОГРН {{ОГРН_ОТВЕТЧИКА}}, адрес (по ЕГРЮЛ): {{АДРЕС_ОТВЕТЧИКА}}</w:t>
       </w:r>
     </w:p>
     <w:p>
@@ -718,7 +718,7 @@
           <w:b w:val="0"/>
           <w:i w:val="0"/>
         </w:rPr>
-        <w:t>Досудебный порядок соблюдён: претензия № {{НОМЕР}} от {{ДАТА}} направлена Ответчику {{ДАТА_НАПРАВЛЕНИЯ}} ({{СПОСОБ}}, {{ТРЕК}}); {{ОТВЕТ_НЕ_ПОЛУЧЕН / ПОЛУЧЕН_ОТКАЗ_БЕЗ_МОТИВОВ}}.</w:t>
+        <w:t>Досудебный порядок соблюдён: претензия № {{НОМЕР}} от {{ДАТА_ПРЕТЕНЗИИ}} направлена Ответчику {{ДАТА_НАПРАВЛЕНИЯ}} ({{СПОСОБ}}, {{ТРЕК}}); {{ОТВЕТ_НЕ_ПОЛУЧЕН / ПОЛУЧЕН_ОТКАЗ_БЕЗ_МОТИВОВ}}.</w:t>
       </w:r>
     </w:p>
     <w:p>
@@ -769,7 +769,7 @@
           <w:b w:val="0"/>
           <w:i w:val="0"/>
         </w:rPr>
-        <w:t>{{ДОЛЖНОСТЬ}}  _______________  / {{ФИО}} /     {{ДАТА}}</w:t>
+        <w:t>{{ДОЛЖНОСТЬ}}  _______________  / {{ФИО}} /     {{ДАТА_ПОДПИСАНИЯ_ИСКА}}</w:t>
       </w:r>
     </w:p>
     <w:p>

--- a/tools/candidates/s1-oplata-za-raboty/10-obrashchenie-v-sud.docx
+++ b/tools/candidates/s1-oplata-za-raboty/10-obrashchenie-v-sud.docx
@@ -1661,7 +1661,7 @@
       </w:r>
     </w:p>
     <w:sectPr>
-      <w:pgSz w:w="12240" w:h="15840"/>
+      <w:pgSz w:w="11906" w:h="16838"/>
       <w:pgMar w:top="1440" w:right="1800" w:bottom="1440" w:left="1800" w:header="720" w:footer="720" w:gutter="0"/>
       <w:cols w:space="720"/>
       <w:docGrid w:linePitch="360"/>

--- a/tools/candidates/s1-oplata-za-raboty/10-obrashchenie-v-sud.docx
+++ b/tools/candidates/s1-oplata-za-raboty/10-obrashchenie-v-sud.docx
@@ -624,6 +624,63 @@
     </w:tbl>
     <w:p/>
     <w:p>
+      <w:r>
+        <w:rPr>
+          <w:b/>
+          <w:i w:val="0"/>
+        </w:rPr>
+        <w:t>Как заполнить перечень приложений к иску (раздел Б)</w:t>
+      </w:r>
+    </w:p>
+    <w:p>
+      <w:pPr>
+        <w:pStyle w:val="ListBullet"/>
+      </w:pPr>
+      <w:r>
+        <w:t>Перечень собирается из файла 04, лист «Реестр приложений»: в него переносится каждая строка, у которой в колонке «К иску» стоит «Да», — одна строка реестра, одна строка перечня, в порядке реестра. В графу «Документ» впишите наименование документа (колонка «Документ» реестра), его номер и дату (колонка «№ и дата»), в графу «Листов» — число листов (колонка «Листов»). В самом иске ссылки на файл 04 нет: в перечень вписываются сами документы.</w:t>
+      </w:r>
+    </w:p>
+    <w:p>
+      <w:pPr>
+        <w:pStyle w:val="ListBullet"/>
+      </w:pPr>
+      <w:r>
+        <w:t>В перечне должны быть: документ об уплате пошлины; доказательство направления иска ответчику; договор; акты; доказательства передачи; расчёт; претензия и доказательство её направления; выписки ЕГРЮЛ на истца и ответчика; доверенность представителя (если подписывает представитель).</w:t>
+      </w:r>
+    </w:p>
+    <w:p>
+      <w:pPr>
+        <w:pStyle w:val="ListBullet"/>
+      </w:pPr>
+      <w:r>
+        <w:t>Входящие документы заказчика — гарантийное письмо, протокол переговоров или соглашение, подписанный Заказчиком акт сверки, возражения Заказчика — попадают в перечень так же: если у их строки в реестре в колонке «К иску» стоит «Да».</w:t>
+      </w:r>
+    </w:p>
+    <w:p>
+      <w:pPr>
+        <w:pStyle w:val="ListBullet"/>
+      </w:pPr>
+      <w:r>
+        <w:t>Доверенность представителя прикладывается, только если иск подписывает представитель. Подписывает руководитель — в реестре у строки «Доверенность представителя» в колонке «К иску» поставьте «Нет» и в перечень её не включайте.</w:t>
+      </w:r>
+    </w:p>
+    <w:p>
+      <w:pPr>
+        <w:pStyle w:val="ListBullet"/>
+      </w:pPr>
+      <w:r>
+        <w:t>Лишние пустые строки перечня удалите; не хватает строк — добавьте. Строку документа из перечня выше не удаляйте и не оставляйте пустой: нет документа — иск не готов (пункт 11 проверочного листа: «Нужно к иску, но нет» = 0).</w:t>
+      </w:r>
+    </w:p>
+    <w:p>
+      <w:pPr>
+        <w:pStyle w:val="ListBullet"/>
+      </w:pPr>
+      <w:r>
+        <w:t>Перед подписанием сверьте: строк в перечне столько же, сколько в реестре строк с «Да» в колонке «К иску», и число листов в каждой строке совпадает с реестром.</w:t>
+      </w:r>
+    </w:p>
+    <w:p>
       <w:pPr>
         <w:pStyle w:val="Heading1"/>
       </w:pPr>
@@ -760,9 +817,500 @@
           <w:b w:val="0"/>
           <w:i w:val="0"/>
         </w:rPr>
-        <w:t>Приложения: по реестру приложений (файл 04), отметка «К иску»: документ об уплате пошлины; доказательство направления иска ответчику; договор; акты; доказательства передачи; расчёт; претензия и доказательство её направления; выписки ЕГРЮЛ на истца и ответчика; доверенность представителя (если подписывает представитель).</w:t>
+        <w:t>Приложения:</w:t>
       </w:r>
     </w:p>
+    <w:tbl>
+      <w:tblPr>
+        <w:tblStyle w:val="TableGrid"/>
+        <w:tblW w:type="auto" w:w="0"/>
+        <w:jc w:val="center"/>
+        <w:tblLayout w:type="fixed"/>
+        <w:tblLook w:firstColumn="1" w:firstRow="1" w:lastColumn="0" w:lastRow="0" w:noHBand="0" w:noVBand="1" w:val="04A0"/>
+      </w:tblPr>
+      <w:tblGrid>
+        <w:gridCol w:w="567"/>
+        <w:gridCol w:w="6803"/>
+        <w:gridCol w:w="1247"/>
+      </w:tblGrid>
+      <w:tr>
+        <w:tc>
+          <w:tcPr>
+            <w:tcW w:type="dxa" w:w="567"/>
+          </w:tcPr>
+          <w:p>
+            <w:r/>
+            <w:r>
+              <w:rPr>
+                <w:b/>
+              </w:rPr>
+              <w:t>№</w:t>
+            </w:r>
+          </w:p>
+        </w:tc>
+        <w:tc>
+          <w:tcPr>
+            <w:tcW w:type="dxa" w:w="6803"/>
+          </w:tcPr>
+          <w:p>
+            <w:r/>
+            <w:r>
+              <w:rPr>
+                <w:b/>
+              </w:rPr>
+              <w:t>Документ (наименование, № и дата)</w:t>
+            </w:r>
+          </w:p>
+        </w:tc>
+        <w:tc>
+          <w:tcPr>
+            <w:tcW w:type="dxa" w:w="1247"/>
+          </w:tcPr>
+          <w:p>
+            <w:r/>
+            <w:r>
+              <w:rPr>
+                <w:b/>
+              </w:rPr>
+              <w:t>Листов</w:t>
+            </w:r>
+          </w:p>
+        </w:tc>
+      </w:tr>
+      <w:tr>
+        <w:tc>
+          <w:tcPr>
+            <w:tcW w:type="dxa" w:w="567"/>
+          </w:tcPr>
+          <w:p>
+            <w:r>
+              <w:t>1</w:t>
+            </w:r>
+          </w:p>
+        </w:tc>
+        <w:tc>
+          <w:tcPr>
+            <w:tcW w:type="dxa" w:w="6803"/>
+          </w:tcPr>
+          <w:p/>
+        </w:tc>
+        <w:tc>
+          <w:tcPr>
+            <w:tcW w:type="dxa" w:w="1247"/>
+          </w:tcPr>
+          <w:p/>
+        </w:tc>
+      </w:tr>
+      <w:tr>
+        <w:tc>
+          <w:tcPr>
+            <w:tcW w:type="dxa" w:w="567"/>
+          </w:tcPr>
+          <w:p>
+            <w:r>
+              <w:t>2</w:t>
+            </w:r>
+          </w:p>
+        </w:tc>
+        <w:tc>
+          <w:tcPr>
+            <w:tcW w:type="dxa" w:w="6803"/>
+          </w:tcPr>
+          <w:p/>
+        </w:tc>
+        <w:tc>
+          <w:tcPr>
+            <w:tcW w:type="dxa" w:w="1247"/>
+          </w:tcPr>
+          <w:p/>
+        </w:tc>
+      </w:tr>
+      <w:tr>
+        <w:tc>
+          <w:tcPr>
+            <w:tcW w:type="dxa" w:w="567"/>
+          </w:tcPr>
+          <w:p>
+            <w:r>
+              <w:t>3</w:t>
+            </w:r>
+          </w:p>
+        </w:tc>
+        <w:tc>
+          <w:tcPr>
+            <w:tcW w:type="dxa" w:w="6803"/>
+          </w:tcPr>
+          <w:p/>
+        </w:tc>
+        <w:tc>
+          <w:tcPr>
+            <w:tcW w:type="dxa" w:w="1247"/>
+          </w:tcPr>
+          <w:p/>
+        </w:tc>
+      </w:tr>
+      <w:tr>
+        <w:tc>
+          <w:tcPr>
+            <w:tcW w:type="dxa" w:w="567"/>
+          </w:tcPr>
+          <w:p>
+            <w:r>
+              <w:t>4</w:t>
+            </w:r>
+          </w:p>
+        </w:tc>
+        <w:tc>
+          <w:tcPr>
+            <w:tcW w:type="dxa" w:w="6803"/>
+          </w:tcPr>
+          <w:p/>
+        </w:tc>
+        <w:tc>
+          <w:tcPr>
+            <w:tcW w:type="dxa" w:w="1247"/>
+          </w:tcPr>
+          <w:p/>
+        </w:tc>
+      </w:tr>
+      <w:tr>
+        <w:tc>
+          <w:tcPr>
+            <w:tcW w:type="dxa" w:w="567"/>
+          </w:tcPr>
+          <w:p>
+            <w:r>
+              <w:t>5</w:t>
+            </w:r>
+          </w:p>
+        </w:tc>
+        <w:tc>
+          <w:tcPr>
+            <w:tcW w:type="dxa" w:w="6803"/>
+          </w:tcPr>
+          <w:p/>
+        </w:tc>
+        <w:tc>
+          <w:tcPr>
+            <w:tcW w:type="dxa" w:w="1247"/>
+          </w:tcPr>
+          <w:p/>
+        </w:tc>
+      </w:tr>
+      <w:tr>
+        <w:tc>
+          <w:tcPr>
+            <w:tcW w:type="dxa" w:w="567"/>
+          </w:tcPr>
+          <w:p>
+            <w:r>
+              <w:t>6</w:t>
+            </w:r>
+          </w:p>
+        </w:tc>
+        <w:tc>
+          <w:tcPr>
+            <w:tcW w:type="dxa" w:w="6803"/>
+          </w:tcPr>
+          <w:p/>
+        </w:tc>
+        <w:tc>
+          <w:tcPr>
+            <w:tcW w:type="dxa" w:w="1247"/>
+          </w:tcPr>
+          <w:p/>
+        </w:tc>
+      </w:tr>
+      <w:tr>
+        <w:tc>
+          <w:tcPr>
+            <w:tcW w:type="dxa" w:w="567"/>
+          </w:tcPr>
+          <w:p>
+            <w:r>
+              <w:t>7</w:t>
+            </w:r>
+          </w:p>
+        </w:tc>
+        <w:tc>
+          <w:tcPr>
+            <w:tcW w:type="dxa" w:w="6803"/>
+          </w:tcPr>
+          <w:p/>
+        </w:tc>
+        <w:tc>
+          <w:tcPr>
+            <w:tcW w:type="dxa" w:w="1247"/>
+          </w:tcPr>
+          <w:p/>
+        </w:tc>
+      </w:tr>
+      <w:tr>
+        <w:tc>
+          <w:tcPr>
+            <w:tcW w:type="dxa" w:w="567"/>
+          </w:tcPr>
+          <w:p>
+            <w:r>
+              <w:t>8</w:t>
+            </w:r>
+          </w:p>
+        </w:tc>
+        <w:tc>
+          <w:tcPr>
+            <w:tcW w:type="dxa" w:w="6803"/>
+          </w:tcPr>
+          <w:p/>
+        </w:tc>
+        <w:tc>
+          <w:tcPr>
+            <w:tcW w:type="dxa" w:w="1247"/>
+          </w:tcPr>
+          <w:p/>
+        </w:tc>
+      </w:tr>
+      <w:tr>
+        <w:tc>
+          <w:tcPr>
+            <w:tcW w:type="dxa" w:w="567"/>
+          </w:tcPr>
+          <w:p>
+            <w:r>
+              <w:t>9</w:t>
+            </w:r>
+          </w:p>
+        </w:tc>
+        <w:tc>
+          <w:tcPr>
+            <w:tcW w:type="dxa" w:w="6803"/>
+          </w:tcPr>
+          <w:p/>
+        </w:tc>
+        <w:tc>
+          <w:tcPr>
+            <w:tcW w:type="dxa" w:w="1247"/>
+          </w:tcPr>
+          <w:p/>
+        </w:tc>
+      </w:tr>
+      <w:tr>
+        <w:tc>
+          <w:tcPr>
+            <w:tcW w:type="dxa" w:w="567"/>
+          </w:tcPr>
+          <w:p>
+            <w:r>
+              <w:t>10</w:t>
+            </w:r>
+          </w:p>
+        </w:tc>
+        <w:tc>
+          <w:tcPr>
+            <w:tcW w:type="dxa" w:w="6803"/>
+          </w:tcPr>
+          <w:p/>
+        </w:tc>
+        <w:tc>
+          <w:tcPr>
+            <w:tcW w:type="dxa" w:w="1247"/>
+          </w:tcPr>
+          <w:p/>
+        </w:tc>
+      </w:tr>
+      <w:tr>
+        <w:tc>
+          <w:tcPr>
+            <w:tcW w:type="dxa" w:w="567"/>
+          </w:tcPr>
+          <w:p>
+            <w:r>
+              <w:t>11</w:t>
+            </w:r>
+          </w:p>
+        </w:tc>
+        <w:tc>
+          <w:tcPr>
+            <w:tcW w:type="dxa" w:w="6803"/>
+          </w:tcPr>
+          <w:p/>
+        </w:tc>
+        <w:tc>
+          <w:tcPr>
+            <w:tcW w:type="dxa" w:w="1247"/>
+          </w:tcPr>
+          <w:p/>
+        </w:tc>
+      </w:tr>
+      <w:tr>
+        <w:tc>
+          <w:tcPr>
+            <w:tcW w:type="dxa" w:w="567"/>
+          </w:tcPr>
+          <w:p>
+            <w:r>
+              <w:t>12</w:t>
+            </w:r>
+          </w:p>
+        </w:tc>
+        <w:tc>
+          <w:tcPr>
+            <w:tcW w:type="dxa" w:w="6803"/>
+          </w:tcPr>
+          <w:p/>
+        </w:tc>
+        <w:tc>
+          <w:tcPr>
+            <w:tcW w:type="dxa" w:w="1247"/>
+          </w:tcPr>
+          <w:p/>
+        </w:tc>
+      </w:tr>
+      <w:tr>
+        <w:tc>
+          <w:tcPr>
+            <w:tcW w:type="dxa" w:w="567"/>
+          </w:tcPr>
+          <w:p>
+            <w:r>
+              <w:t>13</w:t>
+            </w:r>
+          </w:p>
+        </w:tc>
+        <w:tc>
+          <w:tcPr>
+            <w:tcW w:type="dxa" w:w="6803"/>
+          </w:tcPr>
+          <w:p/>
+        </w:tc>
+        <w:tc>
+          <w:tcPr>
+            <w:tcW w:type="dxa" w:w="1247"/>
+          </w:tcPr>
+          <w:p/>
+        </w:tc>
+      </w:tr>
+      <w:tr>
+        <w:tc>
+          <w:tcPr>
+            <w:tcW w:type="dxa" w:w="567"/>
+          </w:tcPr>
+          <w:p>
+            <w:r>
+              <w:t>14</w:t>
+            </w:r>
+          </w:p>
+        </w:tc>
+        <w:tc>
+          <w:tcPr>
+            <w:tcW w:type="dxa" w:w="6803"/>
+          </w:tcPr>
+          <w:p/>
+        </w:tc>
+        <w:tc>
+          <w:tcPr>
+            <w:tcW w:type="dxa" w:w="1247"/>
+          </w:tcPr>
+          <w:p/>
+        </w:tc>
+      </w:tr>
+      <w:tr>
+        <w:tc>
+          <w:tcPr>
+            <w:tcW w:type="dxa" w:w="567"/>
+          </w:tcPr>
+          <w:p>
+            <w:r>
+              <w:t>15</w:t>
+            </w:r>
+          </w:p>
+        </w:tc>
+        <w:tc>
+          <w:tcPr>
+            <w:tcW w:type="dxa" w:w="6803"/>
+          </w:tcPr>
+          <w:p/>
+        </w:tc>
+        <w:tc>
+          <w:tcPr>
+            <w:tcW w:type="dxa" w:w="1247"/>
+          </w:tcPr>
+          <w:p/>
+        </w:tc>
+      </w:tr>
+      <w:tr>
+        <w:tc>
+          <w:tcPr>
+            <w:tcW w:type="dxa" w:w="567"/>
+          </w:tcPr>
+          <w:p>
+            <w:r>
+              <w:t>16</w:t>
+            </w:r>
+          </w:p>
+        </w:tc>
+        <w:tc>
+          <w:tcPr>
+            <w:tcW w:type="dxa" w:w="6803"/>
+          </w:tcPr>
+          <w:p/>
+        </w:tc>
+        <w:tc>
+          <w:tcPr>
+            <w:tcW w:type="dxa" w:w="1247"/>
+          </w:tcPr>
+          <w:p/>
+        </w:tc>
+      </w:tr>
+      <w:tr>
+        <w:tc>
+          <w:tcPr>
+            <w:tcW w:type="dxa" w:w="567"/>
+          </w:tcPr>
+          <w:p>
+            <w:r>
+              <w:t>17</w:t>
+            </w:r>
+          </w:p>
+        </w:tc>
+        <w:tc>
+          <w:tcPr>
+            <w:tcW w:type="dxa" w:w="6803"/>
+          </w:tcPr>
+          <w:p/>
+        </w:tc>
+        <w:tc>
+          <w:tcPr>
+            <w:tcW w:type="dxa" w:w="1247"/>
+          </w:tcPr>
+          <w:p/>
+        </w:tc>
+      </w:tr>
+      <w:tr>
+        <w:tc>
+          <w:tcPr>
+            <w:tcW w:type="dxa" w:w="567"/>
+          </w:tcPr>
+          <w:p>
+            <w:r>
+              <w:t>18</w:t>
+            </w:r>
+          </w:p>
+        </w:tc>
+        <w:tc>
+          <w:tcPr>
+            <w:tcW w:type="dxa" w:w="6803"/>
+          </w:tcPr>
+          <w:p/>
+        </w:tc>
+        <w:tc>
+          <w:tcPr>
+            <w:tcW w:type="dxa" w:w="1247"/>
+          </w:tcPr>
+          <w:p/>
+        </w:tc>
+      </w:tr>
+    </w:tbl>
+    <w:p/>
     <w:p>
       <w:r>
         <w:rPr>

--- a/tools/candidates/s1-oplata-za-raboty/10-obrashchenie-v-sud.docx
+++ b/tools/candidates/s1-oplata-za-raboty/10-obrashchenie-v-sud.docx
@@ -681,20 +681,48 @@
       </w:r>
     </w:p>
     <w:p>
-      <w:pPr>
-        <w:pStyle w:val="Heading1"/>
-      </w:pPr>
       <w:r>
-        <w:t>Раздел Б. Исковое заявление</w:t>
+        <w:rPr>
+          <w:b w:val="0"/>
+          <w:i/>
+        </w:rPr>
+        <w:t>Реквизиты искового заявления определены ст. 125 АПК РФ, перечень приложений — ст. 126 АПК РФ. Сверьте шаблон с их действующей редакцией.</w:t>
+      </w:r>
+    </w:p>
+    <w:p>
+      <w:r>
+        <w:rPr>
+          <w:b/>
+          <w:i w:val="0"/>
+        </w:rPr>
+        <w:t>Как сохранить чистую копию искового заявления</w:t>
       </w:r>
     </w:p>
     <w:p>
       <w:r>
         <w:rPr>
           <w:b w:val="0"/>
-          <w:i/>
+          <w:i w:val="0"/>
         </w:rPr>
-        <w:t>Реквизиты искового заявления определены ст. 125 АПК РФ, перечень приложений — ст. 126 АПК РФ. Сверьте шаблон с их действующей редакцией.</w:t>
+        <w:t>Сохраните этот файл под новым именем «Исковое заявление.docx». В копии удалите всё до строки «В Арбитражный суд» включительно с заголовком «Раздел Б», а саму строку с наименованием суда сохраните. Затем удалите всё после подписи с датой в конце заявления: разделы В и Г в суд не направляются. Сохраняются реквизиты сторон, текст и требования, таблица приложений, подпись и дата. Исходный файл 10 с разделами А–Г оставьте для работы.</w:t>
+      </w:r>
+    </w:p>
+    <w:p>
+      <w:r>
+        <w:rPr>
+          <w:b w:val="0"/>
+          <w:i w:val="0"/>
+        </w:rPr>
+        <w:t>В чистой копии замените все поля в двойных фигурных скобках, заполните перечень приложений по правилам выше и удалите лишние пустые строки. Перед направлением сохраните копию в PDF и проверьте все страницы: первая строка — наименование суда, последняя — подпись с датой; внутренних инструкций, заголовков разделов и незаполненных полей нет. Направляйте ответчику и в суд только чистую копию и приложения.</w:t>
+      </w:r>
+    </w:p>
+    <w:p>
+      <w:pPr>
+        <w:pStyle w:val="Heading1"/>
+        <w:pageBreakBefore/>
+      </w:pPr>
+      <w:r>
+        <w:t>Раздел Б. Исковое заявление</w:t>
       </w:r>
     </w:p>
     <w:p>
@@ -834,6 +862,10 @@
         <w:gridCol w:w="1247"/>
       </w:tblGrid>
       <w:tr>
+        <w:trPr>
+          <w:cantSplit/>
+          <w:tblHeader/>
+        </w:trPr>
         <w:tc>
           <w:tcPr>
             <w:tcW w:type="dxa" w:w="567"/>
@@ -878,6 +910,9 @@
         </w:tc>
       </w:tr>
       <w:tr>
+        <w:trPr>
+          <w:cantSplit/>
+        </w:trPr>
         <w:tc>
           <w:tcPr>
             <w:tcW w:type="dxa" w:w="567"/>
@@ -902,6 +937,9 @@
         </w:tc>
       </w:tr>
       <w:tr>
+        <w:trPr>
+          <w:cantSplit/>
+        </w:trPr>
         <w:tc>
           <w:tcPr>
             <w:tcW w:type="dxa" w:w="567"/>
@@ -926,6 +964,9 @@
         </w:tc>
       </w:tr>
       <w:tr>
+        <w:trPr>
+          <w:cantSplit/>
+        </w:trPr>
         <w:tc>
           <w:tcPr>
             <w:tcW w:type="dxa" w:w="567"/>
@@ -950,6 +991,9 @@
         </w:tc>
       </w:tr>
       <w:tr>
+        <w:trPr>
+          <w:cantSplit/>
+        </w:trPr>
         <w:tc>
           <w:tcPr>
             <w:tcW w:type="dxa" w:w="567"/>
@@ -974,6 +1018,9 @@
         </w:tc>
       </w:tr>
       <w:tr>
+        <w:trPr>
+          <w:cantSplit/>
+        </w:trPr>
         <w:tc>
           <w:tcPr>
             <w:tcW w:type="dxa" w:w="567"/>
@@ -998,6 +1045,9 @@
         </w:tc>
       </w:tr>
       <w:tr>
+        <w:trPr>
+          <w:cantSplit/>
+        </w:trPr>
         <w:tc>
           <w:tcPr>
             <w:tcW w:type="dxa" w:w="567"/>
@@ -1022,6 +1072,9 @@
         </w:tc>
       </w:tr>
       <w:tr>
+        <w:trPr>
+          <w:cantSplit/>
+        </w:trPr>
         <w:tc>
           <w:tcPr>
             <w:tcW w:type="dxa" w:w="567"/>
@@ -1046,6 +1099,9 @@
         </w:tc>
       </w:tr>
       <w:tr>
+        <w:trPr>
+          <w:cantSplit/>
+        </w:trPr>
         <w:tc>
           <w:tcPr>
             <w:tcW w:type="dxa" w:w="567"/>
@@ -1070,6 +1126,9 @@
         </w:tc>
       </w:tr>
       <w:tr>
+        <w:trPr>
+          <w:cantSplit/>
+        </w:trPr>
         <w:tc>
           <w:tcPr>
             <w:tcW w:type="dxa" w:w="567"/>
@@ -1094,6 +1153,9 @@
         </w:tc>
       </w:tr>
       <w:tr>
+        <w:trPr>
+          <w:cantSplit/>
+        </w:trPr>
         <w:tc>
           <w:tcPr>
             <w:tcW w:type="dxa" w:w="567"/>
@@ -1118,6 +1180,9 @@
         </w:tc>
       </w:tr>
       <w:tr>
+        <w:trPr>
+          <w:cantSplit/>
+        </w:trPr>
         <w:tc>
           <w:tcPr>
             <w:tcW w:type="dxa" w:w="567"/>
@@ -1142,6 +1207,9 @@
         </w:tc>
       </w:tr>
       <w:tr>
+        <w:trPr>
+          <w:cantSplit/>
+        </w:trPr>
         <w:tc>
           <w:tcPr>
             <w:tcW w:type="dxa" w:w="567"/>
@@ -1166,6 +1234,9 @@
         </w:tc>
       </w:tr>
       <w:tr>
+        <w:trPr>
+          <w:cantSplit/>
+        </w:trPr>
         <w:tc>
           <w:tcPr>
             <w:tcW w:type="dxa" w:w="567"/>
@@ -1190,6 +1261,9 @@
         </w:tc>
       </w:tr>
       <w:tr>
+        <w:trPr>
+          <w:cantSplit/>
+        </w:trPr>
         <w:tc>
           <w:tcPr>
             <w:tcW w:type="dxa" w:w="567"/>
@@ -1214,6 +1288,9 @@
         </w:tc>
       </w:tr>
       <w:tr>
+        <w:trPr>
+          <w:cantSplit/>
+        </w:trPr>
         <w:tc>
           <w:tcPr>
             <w:tcW w:type="dxa" w:w="567"/>
@@ -1238,6 +1315,9 @@
         </w:tc>
       </w:tr>
       <w:tr>
+        <w:trPr>
+          <w:cantSplit/>
+        </w:trPr>
         <w:tc>
           <w:tcPr>
             <w:tcW w:type="dxa" w:w="567"/>
@@ -1262,6 +1342,9 @@
         </w:tc>
       </w:tr>
       <w:tr>
+        <w:trPr>
+          <w:cantSplit/>
+        </w:trPr>
         <w:tc>
           <w:tcPr>
             <w:tcW w:type="dxa" w:w="567"/>
@@ -1286,6 +1369,9 @@
         </w:tc>
       </w:tr>
       <w:tr>
+        <w:trPr>
+          <w:cantSplit/>
+        </w:trPr>
         <w:tc>
           <w:tcPr>
             <w:tcW w:type="dxa" w:w="567"/>
@@ -1323,6 +1409,7 @@
     <w:p>
       <w:pPr>
         <w:pStyle w:val="Heading1"/>
+        <w:pageBreakBefore/>
       </w:pPr>
       <w:r>
         <w:t>Раздел В. Опись материалов для передачи специалисту</w:t>

--- a/tools/candidates/s1-oplata-za-raboty/10-obrashchenie-v-sud.docx
+++ b/tools/candidates/s1-oplata-za-raboty/10-obrashchenie-v-sud.docx
@@ -176,7 +176,7 @@
           </w:tcPr>
           <w:p>
             <w:r>
-              <w:t>Срок, по истечении которого можно обращаться в суд, истёк (по договору, а если не установлен — по ч. 5 ст. 4 АПК РФ, со дня направления претензии)</w:t>
+              <w:t>Срок, по истечении которого можно обращаться в суд, истёк (по договору или закону, если ими установлен иной срок, а иначе — по ч. 5 ст. 4 АПК РФ, со дня направления претензии)</w:t>
             </w:r>
           </w:p>
         </w:tc>

--- a/tools/candidates/s1-oplata-za-raboty/10-obrashchenie-v-sud.docx
+++ b/tools/candidates/s1-oplata-za-raboty/10-obrashchenie-v-sud.docx
@@ -60,11 +60,18 @@
         <w:gridCol w:w="567"/>
       </w:tblGrid>
       <w:tr>
+        <w:trPr>
+          <w:cantSplit/>
+          <w:tblHeader/>
+        </w:trPr>
         <w:tc>
           <w:tcPr>
             <w:tcW w:type="dxa" w:w="567"/>
           </w:tcPr>
           <w:p>
+            <w:pPr>
+              <w:keepNext/>
+            </w:pPr>
             <w:r/>
             <w:r>
               <w:rPr>
@@ -79,6 +86,9 @@
             <w:tcW w:type="dxa" w:w="4762"/>
           </w:tcPr>
           <w:p>
+            <w:pPr>
+              <w:keepNext/>
+            </w:pPr>
             <w:r/>
             <w:r>
               <w:rPr>
@@ -93,6 +103,9 @@
             <w:tcW w:type="dxa" w:w="2721"/>
           </w:tcPr>
           <w:p>
+            <w:pPr>
+              <w:keepNext/>
+            </w:pPr>
             <w:r/>
             <w:r>
               <w:rPr>
@@ -107,6 +120,9 @@
             <w:tcW w:type="dxa" w:w="567"/>
           </w:tcPr>
           <w:p>
+            <w:pPr>
+              <w:keepNext/>
+            </w:pPr>
             <w:r/>
             <w:r>
               <w:rPr>
@@ -118,6 +134,9 @@
         </w:tc>
       </w:tr>
       <w:tr>
+        <w:trPr>
+          <w:cantSplit/>
+        </w:trPr>
         <w:tc>
           <w:tcPr>
             <w:tcW w:type="dxa" w:w="567"/>
@@ -160,6 +179,9 @@
         </w:tc>
       </w:tr>
       <w:tr>
+        <w:trPr>
+          <w:cantSplit/>
+        </w:trPr>
         <w:tc>
           <w:tcPr>
             <w:tcW w:type="dxa" w:w="567"/>
@@ -202,6 +224,9 @@
         </w:tc>
       </w:tr>
       <w:tr>
+        <w:trPr>
+          <w:cantSplit/>
+        </w:trPr>
         <w:tc>
           <w:tcPr>
             <w:tcW w:type="dxa" w:w="567"/>
@@ -244,6 +269,9 @@
         </w:tc>
       </w:tr>
       <w:tr>
+        <w:trPr>
+          <w:cantSplit/>
+        </w:trPr>
         <w:tc>
           <w:tcPr>
             <w:tcW w:type="dxa" w:w="567"/>
@@ -286,6 +314,9 @@
         </w:tc>
       </w:tr>
       <w:tr>
+        <w:trPr>
+          <w:cantSplit/>
+        </w:trPr>
         <w:tc>
           <w:tcPr>
             <w:tcW w:type="dxa" w:w="567"/>
@@ -328,6 +359,9 @@
         </w:tc>
       </w:tr>
       <w:tr>
+        <w:trPr>
+          <w:cantSplit/>
+        </w:trPr>
         <w:tc>
           <w:tcPr>
             <w:tcW w:type="dxa" w:w="567"/>
@@ -370,6 +404,9 @@
         </w:tc>
       </w:tr>
       <w:tr>
+        <w:trPr>
+          <w:cantSplit/>
+        </w:trPr>
         <w:tc>
           <w:tcPr>
             <w:tcW w:type="dxa" w:w="567"/>
@@ -412,6 +449,9 @@
         </w:tc>
       </w:tr>
       <w:tr>
+        <w:trPr>
+          <w:cantSplit/>
+        </w:trPr>
         <w:tc>
           <w:tcPr>
             <w:tcW w:type="dxa" w:w="567"/>
@@ -454,6 +494,9 @@
         </w:tc>
       </w:tr>
       <w:tr>
+        <w:trPr>
+          <w:cantSplit/>
+        </w:trPr>
         <w:tc>
           <w:tcPr>
             <w:tcW w:type="dxa" w:w="567"/>
@@ -496,6 +539,9 @@
         </w:tc>
       </w:tr>
       <w:tr>
+        <w:trPr>
+          <w:cantSplit/>
+        </w:trPr>
         <w:tc>
           <w:tcPr>
             <w:tcW w:type="dxa" w:w="567"/>
@@ -538,6 +584,9 @@
         </w:tc>
       </w:tr>
       <w:tr>
+        <w:trPr>
+          <w:cantSplit/>
+        </w:trPr>
         <w:tc>
           <w:tcPr>
             <w:tcW w:type="dxa" w:w="567"/>
@@ -580,6 +629,9 @@
         </w:tc>
       </w:tr>
       <w:tr>
+        <w:trPr>
+          <w:cantSplit/>
+        </w:trPr>
         <w:tc>
           <w:tcPr>
             <w:tcW w:type="dxa" w:w="567"/>
